--- a/.claude/skills/carf-peer-support-accreditation/providers/example-peer-agency/output/07_Performance_Analysis_Report.docx
+++ b/.claude/skills/carf-peer-support-accreditation/providers/example-peer-agency/output/07_Performance_Analysis_Report.docx
@@ -93,7 +93,7 @@
           <w:color w:val="555555"/>
           <w:sz w:val="20"/>
         </w:rPr>
-        <w:t>Generated 2026-09-05</w:t>
+        <w:t>Generated 2026-09-06</w:t>
       </w:r>
     </w:p>
     <w:p>
@@ -8661,7 +8661,7 @@
         <w:color w:val="555555"/>
         <w:sz w:val="16"/>
       </w:rPr>
-      <w:t>Example Peer Recovery Services, Inc. — Performance Analysis — DRAFT, section map unverified — 2026-09-05</w:t>
+      <w:t>Example Peer Recovery Services, Inc. — Performance Analysis — DRAFT, section map unverified — 2026-09-06</w:t>
     </w:r>
   </w:p>
 </w:ftr>
